--- a/Vinayak_Tupparotti_4_Years-Mulesoft.docx
+++ b/Vinayak_Tupparotti_4_Years-Mulesoft.docx
@@ -532,7 +532,15 @@
           <w:sz w:val="23"/>
           <w:szCs w:val="23"/>
         </w:rPr>
-        <w:t xml:space="preserve">18 </w:t>
+        <w:t xml:space="preserve">  </w:t>
+      </w:r>
+      <w:r>
+        <w:rPr>
+          <w:color w:val="000000" w:themeColor="text1"/>
+          <w:sz w:val="23"/>
+          <w:szCs w:val="23"/>
+        </w:rPr>
+        <w:t xml:space="preserve"> </w:t>
       </w:r>
       <w:r>
         <w:rPr>
